--- a/pr-preview/pr-226/chapters/defining-terms.docx
+++ b/pr-preview/pr-226/chapters/defining-terms.docx
@@ -15,7 +15,7 @@
         <w:pStyle w:val="Date"/>
       </w:pPr>
       <w:r>
-        <w:t xml:space="preserve">Last modified: 2026-10-16 02:57:01 (PDT)</w:t>
+        <w:t xml:space="preserve">Last modified: 2026-10-16 03:53:59 (PDT)</w:t>
       </w:r>
     </w:p>
     <w:p>
@@ -657,16 +657,21 @@
         <w:t xml:space="preserve"> </w:t>
       </w:r>
       <m:oMath>
-        <m:acc>
-          <m:accPr>
-            <m:chr m:val="⃗"/>
-          </m:accPr>
+        <m:limLow>
           <m:e>
             <m:r>
               <m:t>θ</m:t>
             </m:r>
           </m:e>
-        </m:acc>
+          <m:lim>
+            <m:r>
+              <m:rPr>
+                <m:sty m:val="p"/>
+              </m:rPr>
+              <m:t>∼</m:t>
+            </m:r>
+          </m:lim>
+        </m:limLow>
       </m:oMath>
       <w:r>
         <w:t xml:space="preserve"> </w:t>
@@ -684,16 +689,21 @@
         <w:t xml:space="preserve"> </w:t>
       </w:r>
       <m:oMath>
-        <m:acc>
-          <m:accPr>
-            <m:chr m:val="⃗"/>
-          </m:accPr>
+        <m:limLow>
           <m:e>
             <m:r>
               <m:t>θ</m:t>
             </m:r>
           </m:e>
-        </m:acc>
+          <m:lim>
+            <m:r>
+              <m:rPr>
+                <m:sty m:val="p"/>
+              </m:rPr>
+              <m:t>∼</m:t>
+            </m:r>
+          </m:lim>
+        </m:limLow>
       </m:oMath>
       <w:r>
         <w:t xml:space="preserve"> </w:t>
@@ -752,16 +762,21 @@
               <m:chr m:val="̂"/>
             </m:accPr>
             <m:e>
-              <m:acc>
-                <m:accPr>
-                  <m:chr m:val="⃗"/>
-                </m:accPr>
+              <m:limLow>
                 <m:e>
                   <m:r>
                     <m:t>θ</m:t>
                   </m:r>
                 </m:e>
-              </m:acc>
+                <m:lim>
+                  <m:r>
+                    <m:rPr>
+                      <m:sty m:val="p"/>
+                    </m:rPr>
+                    <m:t>∼</m:t>
+                  </m:r>
+                </m:lim>
+              </m:limLow>
             </m:e>
           </m:acc>
           <m:box>
@@ -793,16 +808,21 @@
               </m:r>
             </m:e>
             <m:lim>
-              <m:acc>
-                <m:accPr>
-                  <m:chr m:val="⃗"/>
-                </m:accPr>
+              <m:limLow>
                 <m:e>
                   <m:r>
                     <m:t>θ</m:t>
                   </m:r>
                 </m:e>
-              </m:acc>
+                <m:lim>
+                  <m:r>
+                    <m:rPr>
+                      <m:sty m:val="p"/>
+                    </m:rPr>
+                    <m:t>∼</m:t>
+                  </m:r>
+                </m:lim>
+              </m:limLow>
             </m:lim>
           </m:limLow>
           <m:r>
@@ -818,16 +838,21 @@
             </m:rPr>
             <m:t>(</m:t>
           </m:r>
-          <m:acc>
-            <m:accPr>
-              <m:chr m:val="⃗"/>
-            </m:accPr>
+          <m:limLow>
             <m:e>
               <m:r>
                 <m:t>θ</m:t>
               </m:r>
             </m:e>
-          </m:acc>
+            <m:lim>
+              <m:r>
+                <m:rPr>
+                  <m:sty m:val="p"/>
+                </m:rPr>
+                <m:t>∼</m:t>
+              </m:r>
+            </m:lim>
+          </m:limLow>
           <m:r>
             <m:rPr>
               <m:sty m:val="p"/>
@@ -2186,108 +2211,118 @@
           <w:b/>
           <w:bCs/>
         </w:rPr>
-        <w:t xml:space="preserve">Hyperlink every technical term to its definition at first use in each div or passage:</w:t>
-      </w:r>
-      <w:r>
-        <w:t xml:space="preserve"> </w:t>
-      </w:r>
-      <w:r>
-        <w:t xml:space="preserve">A technical term is a term (</w:t>
-      </w:r>
-      <w:hyperlink w:anchor="def-term">
-        <w:r>
-          <w:rPr>
-            <w:rStyle w:val="Hyperlink"/>
-          </w:rPr>
-          <w:t xml:space="preserve">Definition 1</w:t>
-        </w:r>
-      </w:hyperlink>
-      <w:r>
-        <w:t xml:space="preserve">) with a specific meaning in the field,</w:t>
-      </w:r>
-      <w:r>
-        <w:t xml:space="preserve"> </w:t>
-      </w:r>
-      <w:r>
-        <w:t xml:space="preserve">such as outcome, mean, variance or independent.</w:t>
-      </w:r>
-      <w:r>
-        <w:t xml:space="preserve"> </w:t>
-      </w:r>
-      <w:r>
-        <w:t xml:space="preserve">Link each one to its formal definition</w:t>
-      </w:r>
-      <w:r>
-        <w:t xml:space="preserve"> </w:t>
-      </w:r>
-      <w:r>
-        <w:t xml:space="preserve">the first time it appears in each div of any kind</w:t>
-      </w:r>
-      <w:r>
-        <w:t xml:space="preserve"> </w:t>
-      </w:r>
-      <w:r>
-        <w:t xml:space="preserve">(definition, theorem, example, remark, exercise, solution or callout),</w:t>
-      </w:r>
-      <w:r>
-        <w:t xml:space="preserve"> </w:t>
-      </w:r>
-      <w:r>
-        <w:t xml:space="preserve">and the first time it appears in each prose passage outside a div,</w:t>
-      </w:r>
-      <w:r>
-        <w:t xml:space="preserve"> </w:t>
-      </w:r>
-      <w:r>
-        <w:t xml:space="preserve">where a passage is a run of prose under one heading.</w:t>
-      </w:r>
-      <w:r>
-        <w:t xml:space="preserve"> </w:t>
-      </w:r>
-      <w:r>
-        <w:t xml:space="preserve">A reader who lands on one block from a cross-reference,</w:t>
-      </w:r>
-      <w:r>
-        <w:t xml:space="preserve"> </w:t>
-      </w:r>
-      <w:r>
-        <w:t xml:space="preserve">or on one section from a search,</w:t>
-      </w:r>
-      <w:r>
-        <w:t xml:space="preserve"> </w:t>
-      </w:r>
-      <w:r>
-        <w:t xml:space="preserve">has not necessarily read the earlier ones,</w:t>
-      </w:r>
-      <w:r>
-        <w:t xml:space="preserve"> </w:t>
-      </w:r>
-      <w:r>
-        <w:t xml:space="preserve">so a link in an earlier block does not cover a later one.</w:t>
-      </w:r>
-      <w:r>
-        <w:t xml:space="preserve"> </w:t>
-      </w:r>
-      <w:r>
-        <w:t xml:space="preserve">Later uses within the same div or passage need no link.</w:t>
-      </w:r>
-      <w:r>
-        <w:t xml:space="preserve"> </w:t>
-      </w:r>
-      <w:r>
-        <w:t xml:space="preserve">Link to the document’s own definition,</w:t>
-      </w:r>
-      <w:r>
-        <w:t xml:space="preserve"> </w:t>
-      </w:r>
-      <w:r>
-        <w:t xml:space="preserve">or, when a prerequisite site already defines the term, to that definition;</w:t>
-      </w:r>
-      <w:r>
-        <w:t xml:space="preserve"> </w:t>
-      </w:r>
-      <w:r>
-        <w:t xml:space="preserve">write a new</w:t>
+        <w:t xml:space="preserve">Define and link every technical term at its first use in each div:</w:t>
+      </w:r>
+      <w:r>
+        <w:t xml:space="preserve"> </w:t>
+      </w:r>
+      <w:r>
+        <w:t xml:space="preserve">Inside a definition, theorem, example or other div,</w:t>
+      </w:r>
+      <w:r>
+        <w:t xml:space="preserve"> </w:t>
+      </w:r>
+      <w:r>
+        <w:t xml:space="preserve">link a technical term to its formal definition the first time it appears in that div.</w:t>
+      </w:r>
+      <w:r>
+        <w:t xml:space="preserve"> </w:t>
+      </w:r>
+      <w:r>
+        <w:t xml:space="preserve">Outside divs, link it the first time it appears in each prose passage.</w:t>
+      </w:r>
+      <w:r>
+        <w:t xml:space="preserve"> </w:t>
+      </w:r>
+      <w:r>
+        <w:t xml:space="preserve">A link in an earlier div does not carry over,</w:t>
+      </w:r>
+      <w:r>
+        <w:t xml:space="preserve"> </w:t>
+      </w:r>
+      <w:r>
+        <w:t xml:space="preserve">because readers jump into the middle of a page.</w:t>
+      </w:r>
+      <w:r>
+        <w:t xml:space="preserve"> </w:t>
+      </w:r>
+      <w:r>
+        <w:t xml:space="preserve">Link once per div or passage, not at every mention.</w:t>
+      </w:r>
+      <w:r>
+        <w:t xml:space="preserve"> </w:t>
+      </w:r>
+      <w:r>
+        <w:t xml:space="preserve">If the term has no formal definition yet,</w:t>
+      </w:r>
+      <w:r>
+        <w:t xml:space="preserve"> </w:t>
+      </w:r>
+      <w:r>
+        <w:t xml:space="preserve">write the definition in its own definition div,</w:t>
+      </w:r>
+      <w:r>
+        <w:t xml:space="preserve"> </w:t>
+      </w:r>
+      <w:r>
+        <w:t xml:space="preserve">then link to it.</w:t>
+      </w:r>
+      <w:r>
+        <w:t xml:space="preserve"> </w:t>
+      </w:r>
+      <w:r>
+        <w:t xml:space="preserve">In a series of related documents, such as course notes,</w:t>
+      </w:r>
+      <w:r>
+        <w:t xml:space="preserve"> </w:t>
+      </w:r>
+      <w:r>
+        <w:t xml:space="preserve">first look for a definition in an earlier document</w:t>
+      </w:r>
+      <w:r>
+        <w:t xml:space="preserve"> </w:t>
+      </w:r>
+      <w:r>
+        <w:t xml:space="preserve">and link to it if one exists.</w:t>
+      </w:r>
+      <w:r>
+        <w:t xml:space="preserve"> </w:t>
+      </w:r>
+      <w:r>
+        <w:t xml:space="preserve">Otherwise write the definition in the earliest document that needs the term.</w:t>
+      </w:r>
+      <w:r>
+        <w:t xml:space="preserve"> </w:t>
+      </w:r>
+      <w:r>
+        <w:t xml:space="preserve">A passage is the prose between one heading and the next,</w:t>
+      </w:r>
+      <w:r>
+        <w:t xml:space="preserve"> </w:t>
+      </w:r>
+      <w:r>
+        <w:t xml:space="preserve">and a div interrupts a passage without ending it.</w:t>
+      </w:r>
+      <w:r>
+        <w:t xml:space="preserve"> </w:t>
+      </w:r>
+      <w:r>
+        <w:t xml:space="preserve">For example, if a div defines noise as the outcome minus the</w:t>
+      </w:r>
+      <w:r>
+        <w:t xml:space="preserve"> </w:t>
+      </w:r>
+      <w:r>
+        <w:t xml:space="preserve">“true function”</w:t>
+      </w:r>
+      <w:r>
+        <w:t xml:space="preserve">,</w:t>
+      </w:r>
+      <w:r>
+        <w:t xml:space="preserve"> </w:t>
+      </w:r>
+      <w:r>
+        <w:t xml:space="preserve">link the term as</w:t>
       </w:r>
       <w:r>
         <w:t xml:space="preserve"> </w:t>
@@ -2296,37 +2331,7 @@
         <w:rPr>
           <w:rStyle w:val="VerbatimChar"/>
         </w:rPr>
-        <w:t xml:space="preserve">#def-</w:t>
-      </w:r>
-      <w:r>
-        <w:t xml:space="preserve"> </w:t>
-      </w:r>
-      <w:r>
-        <w:t xml:space="preserve">div only when neither exists.</w:t>
-      </w:r>
-      <w:r>
-        <w:t xml:space="preserve"> </w:t>
-      </w:r>
-      <w:r>
-        <w:t xml:space="preserve">A term with nothing to link to is a gap in the document,</w:t>
-      </w:r>
-      <w:r>
-        <w:t xml:space="preserve"> </w:t>
-      </w:r>
-      <w:r>
-        <w:t xml:space="preserve">not a reason to skip the link.</w:t>
-      </w:r>
-      <w:r>
-        <w:t xml:space="preserve"> </w:t>
-      </w:r>
-      <w:r>
-        <w:t xml:space="preserve">For example, if a div defines noise as the outcome minus the</w:t>
-      </w:r>
-      <w:r>
-        <w:t xml:space="preserve"> </w:t>
-      </w:r>
-      <w:r>
-        <w:t xml:space="preserve">“true function”</w:t>
+        <w:t xml:space="preserve">[true function](#def-true-function)</w:t>
       </w:r>
       <w:r>
         <w:t xml:space="preserve">,</w:t>
@@ -2335,7 +2340,7 @@
         <w:t xml:space="preserve"> </w:t>
       </w:r>
       <w:r>
-        <w:t xml:space="preserve">link the term as</w:t>
+        <w:t xml:space="preserve">and write</w:t>
       </w:r>
       <w:r>
         <w:t xml:space="preserve"> </w:t>
@@ -2344,7 +2349,40 @@
         <w:rPr>
           <w:rStyle w:val="VerbatimChar"/>
         </w:rPr>
-        <w:t xml:space="preserve">[true function](#def-true-function)</w:t>
+        <w:t xml:space="preserve">#def-true-function</w:t>
+      </w:r>
+      <w:r>
+        <w:t xml:space="preserve"> </w:t>
+      </w:r>
+      <w:r>
+        <w:t xml:space="preserve">first if the document lacks it.</w:t>
+      </w:r>
+      <w:r>
+        <w:t xml:space="preserve"> </w:t>
+      </w:r>
+      <w:r>
+        <w:t xml:space="preserve">A counterexample: the definition of noise links</w:t>
+      </w:r>
+      <w:r>
+        <w:t xml:space="preserve"> </w:t>
+      </w:r>
+      <w:r>
+        <w:t xml:space="preserve">“mean”</w:t>
+      </w:r>
+      <w:r>
+        <w:t xml:space="preserve">.</w:t>
+      </w:r>
+      <w:r>
+        <w:t xml:space="preserve"> </w:t>
+      </w:r>
+      <w:r>
+        <w:t xml:space="preserve">The example block after it also uses</w:t>
+      </w:r>
+      <w:r>
+        <w:t xml:space="preserve"> </w:t>
+      </w:r>
+      <w:r>
+        <w:t xml:space="preserve">“mean”</w:t>
       </w:r>
       <w:r>
         <w:t xml:space="preserve">,</w:t>
@@ -2353,25 +2391,13 @@
         <w:t xml:space="preserve"> </w:t>
       </w:r>
       <w:r>
-        <w:t xml:space="preserve">and make sure that definition exists.</w:t>
-      </w:r>
-      <w:r>
-        <w:t xml:space="preserve"> </w:t>
-      </w:r>
-      <w:r>
-        <w:t xml:space="preserve">The same div should also link outcome, input, mean, variance and independent</w:t>
-      </w:r>
-      <w:r>
-        <w:t xml:space="preserve"> </w:t>
-      </w:r>
-      <w:r>
-        <w:t xml:space="preserve">at their first use in that div.</w:t>
-      </w:r>
-      <w:r>
-        <w:t xml:space="preserve"> </w:t>
-      </w:r>
-      <w:r>
-        <w:t xml:space="preserve">A counterexample: a link to</w:t>
+        <w:t xml:space="preserve">but without a link, wrongly assuming the earlier link carries over.</w:t>
+      </w:r>
+      <w:r>
+        <w:t xml:space="preserve"> </w:t>
+      </w:r>
+      <w:r>
+        <w:t xml:space="preserve">The example block should link</w:t>
       </w:r>
       <w:r>
         <w:t xml:space="preserve"> </w:t>
@@ -2383,31 +2409,7 @@
         <w:t xml:space="preserve"> </w:t>
       </w:r>
       <w:r>
-        <w:t xml:space="preserve">in the definition of noise</w:t>
-      </w:r>
-      <w:r>
-        <w:t xml:space="preserve"> </w:t>
-      </w:r>
-      <w:r>
-        <w:t xml:space="preserve">does not cover the example block that follows it,</w:t>
-      </w:r>
-      <w:r>
-        <w:t xml:space="preserve"> </w:t>
-      </w:r>
-      <w:r>
-        <w:t xml:space="preserve">which links</w:t>
-      </w:r>
-      <w:r>
-        <w:t xml:space="preserve"> </w:t>
-      </w:r>
-      <w:r>
-        <w:t xml:space="preserve">“mean”</w:t>
-      </w:r>
-      <w:r>
-        <w:t xml:space="preserve"> </w:t>
-      </w:r>
-      <w:r>
-        <w:t xml:space="preserve">again at its own first use.</w:t>
+        <w:t xml:space="preserve">at its own first use.</w:t>
       </w:r>
     </w:p>
     <w:p>
@@ -3861,6 +3863,222 @@
       </w:r>
       <w:r>
         <w:t xml:space="preserve">is one test set’s estimate of it.</w:t>
+      </w:r>
+    </w:p>
+    <w:p>
+      <w:pPr>
+        <w:numPr>
+          <w:ilvl w:val="0"/>
+          <w:numId w:val="1001"/>
+        </w:numPr>
+      </w:pPr>
+      <w:r>
+        <w:rPr>
+          <w:b/>
+          <w:bCs/>
+        </w:rPr>
+        <w:t xml:space="preserve">Name the target of every estimator and predictor:</w:t>
+      </w:r>
+      <w:r>
+        <w:t xml:space="preserve"> </w:t>
+      </w:r>
+      <w:r>
+        <w:t xml:space="preserve">Every estimator has one target estimand, and the definition says which.</w:t>
+      </w:r>
+      <w:r>
+        <w:t xml:space="preserve"> </w:t>
+      </w:r>
+      <w:r>
+        <w:t xml:space="preserve">A prediction is not an estimator of a mean.</w:t>
+      </w:r>
+      <w:r>
+        <w:t xml:space="preserve"> </w:t>
+      </w:r>
+      <w:r>
+        <w:t xml:space="preserve">Its estimand is the observed outcome value of a new data point,</w:t>
+      </w:r>
+      <w:r>
+        <w:t xml:space="preserve"> </w:t>
+      </w:r>
+      <w:r>
+        <w:t xml:space="preserve">not the population mean of that outcome.</w:t>
+      </w:r>
+      <w:r>
+        <w:t xml:space="preserve"> </w:t>
+      </w:r>
+      <w:r>
+        <w:t xml:space="preserve">For example, the fitted model at</w:t>
+      </w:r>
+      <w:r>
+        <w:t xml:space="preserve"> </w:t>
+      </w:r>
+      <m:oMath>
+        <m:r>
+          <m:t>x</m:t>
+        </m:r>
+      </m:oMath>
+      <w:r>
+        <w:t xml:space="preserve"> </w:t>
+      </w:r>
+      <w:r>
+        <w:t xml:space="preserve">is an estimator of the mean function value</w:t>
+      </w:r>
+      <w:r>
+        <w:t xml:space="preserve"> </w:t>
+      </w:r>
+      <m:oMath>
+        <m:r>
+          <m:t>μ</m:t>
+        </m:r>
+        <m:r>
+          <m:rPr>
+            <m:sty m:val="p"/>
+          </m:rPr>
+          <m:t>(</m:t>
+        </m:r>
+        <m:r>
+          <m:t>x</m:t>
+        </m:r>
+        <m:r>
+          <m:rPr>
+            <m:sty m:val="p"/>
+          </m:rPr>
+          <m:t>)</m:t>
+        </m:r>
+      </m:oMath>
+      <w:r>
+        <w:t xml:space="preserve">,</w:t>
+      </w:r>
+      <w:r>
+        <w:t xml:space="preserve"> </w:t>
+      </w:r>
+      <w:r>
+        <w:t xml:space="preserve">so its bias is measured against that mean,</w:t>
+      </w:r>
+      <w:r>
+        <w:t xml:space="preserve"> </w:t>
+      </w:r>
+      <w:r>
+        <w:t xml:space="preserve">while the prediction at</w:t>
+      </w:r>
+      <w:r>
+        <w:t xml:space="preserve"> </w:t>
+      </w:r>
+      <m:oMath>
+        <m:r>
+          <m:t>x</m:t>
+        </m:r>
+      </m:oMath>
+      <w:r>
+        <w:t xml:space="preserve"> </w:t>
+      </w:r>
+      <w:r>
+        <w:t xml:space="preserve">has the new outcome</w:t>
+      </w:r>
+      <w:r>
+        <w:t xml:space="preserve"> </w:t>
+      </w:r>
+      <m:oMath>
+        <m:sSub>
+          <m:e>
+            <m:r>
+              <m:t>Y</m:t>
+            </m:r>
+          </m:e>
+          <m:sub>
+            <m:r>
+              <m:rPr>
+                <m:sty m:val="p"/>
+              </m:rPr>
+              <m:t>*</m:t>
+            </m:r>
+          </m:sub>
+        </m:sSub>
+      </m:oMath>
+      <w:r>
+        <w:t xml:space="preserve"> </w:t>
+      </w:r>
+      <w:r>
+        <w:t xml:space="preserve">as its estimand,</w:t>
+      </w:r>
+      <w:r>
+        <w:t xml:space="preserve"> </w:t>
+      </w:r>
+      <w:r>
+        <w:t xml:space="preserve">so its prediction error is measured against</w:t>
+      </w:r>
+      <w:r>
+        <w:t xml:space="preserve"> </w:t>
+      </w:r>
+      <m:oMath>
+        <m:sSub>
+          <m:e>
+            <m:r>
+              <m:t>Y</m:t>
+            </m:r>
+          </m:e>
+          <m:sub>
+            <m:r>
+              <m:rPr>
+                <m:sty m:val="p"/>
+              </m:rPr>
+              <m:t>*</m:t>
+            </m:r>
+          </m:sub>
+        </m:sSub>
+      </m:oMath>
+      <w:r>
+        <w:t xml:space="preserve">.</w:t>
+      </w:r>
+      <w:r>
+        <w:t xml:space="preserve"> </w:t>
+      </w:r>
+      <w:r>
+        <w:t xml:space="preserve">Write</w:t>
+      </w:r>
+      <w:r>
+        <w:t xml:space="preserve"> </w:t>
+      </w:r>
+      <w:r>
+        <w:t xml:space="preserve">“the fitted model at</w:t>
+      </w:r>
+      <w:r>
+        <w:t xml:space="preserve"> </w:t>
+      </w:r>
+      <m:oMath>
+        <m:r>
+          <m:t>x</m:t>
+        </m:r>
+      </m:oMath>
+      <w:r>
+        <w:t xml:space="preserve"> </w:t>
+      </w:r>
+      <w:r>
+        <w:t xml:space="preserve">as an estimator of the mean function value”</w:t>
+      </w:r>
+      <w:r>
+        <w:t xml:space="preserve">,</w:t>
+      </w:r>
+      <w:r>
+        <w:t xml:space="preserve"> </w:t>
+      </w:r>
+      <w:r>
+        <w:t xml:space="preserve">or</w:t>
+      </w:r>
+      <w:r>
+        <w:t xml:space="preserve"> </w:t>
+      </w:r>
+      <w:r>
+        <w:t xml:space="preserve">“the prediction of the new outcome”</w:t>
+      </w:r>
+      <w:r>
+        <w:t xml:space="preserve">,</w:t>
+      </w:r>
+      <w:r>
+        <w:t xml:space="preserve"> </w:t>
+      </w:r>
+      <w:r>
+        <w:t xml:space="preserve">and never leave the target implicit.</w:t>
       </w:r>
     </w:p>
     <w:bookmarkEnd w:id="17"/>

--- a/pr-preview/pr-226/chapters/defining-terms.docx
+++ b/pr-preview/pr-226/chapters/defining-terms.docx
@@ -15,7 +15,7 @@
         <w:pStyle w:val="Date"/>
       </w:pPr>
       <w:r>
-        <w:t xml:space="preserve">Last modified: 2026-10-16 03:53:59 (PDT)</w:t>
+        <w:t xml:space="preserve">Last modified: 2026-10-16 04:07:14 (PDT)</w:t>
       </w:r>
     </w:p>
     <w:p>
@@ -2295,13 +2295,19 @@
         <w:t xml:space="preserve"> </w:t>
       </w:r>
       <w:r>
-        <w:t xml:space="preserve">A passage is the prose between one heading and the next,</w:t>
-      </w:r>
-      <w:r>
-        <w:t xml:space="preserve"> </w:t>
-      </w:r>
-      <w:r>
-        <w:t xml:space="preserve">and a div interrupts a passage without ending it.</w:t>
+        <w:t xml:space="preserve">A passage is the prose outside divs between one heading and the next,</w:t>
+      </w:r>
+      <w:r>
+        <w:t xml:space="preserve"> </w:t>
+      </w:r>
+      <w:r>
+        <w:t xml:space="preserve">and each div counts separately from the passage around it</w:t>
+      </w:r>
+      <w:r>
+        <w:t xml:space="preserve"> </w:t>
+      </w:r>
+      <w:r>
+        <w:t xml:space="preserve">and from every other div.</w:t>
       </w:r>
       <w:r>
         <w:t xml:space="preserve"> </w:t>
@@ -2340,22 +2346,7 @@
         <w:t xml:space="preserve"> </w:t>
       </w:r>
       <w:r>
-        <w:t xml:space="preserve">and write</w:t>
-      </w:r>
-      <w:r>
-        <w:t xml:space="preserve"> </w:t>
-      </w:r>
-      <w:r>
-        <w:rPr>
-          <w:rStyle w:val="VerbatimChar"/>
-        </w:rPr>
-        <w:t xml:space="preserve">#def-true-function</w:t>
-      </w:r>
-      <w:r>
-        <w:t xml:space="preserve"> </w:t>
-      </w:r>
-      <w:r>
-        <w:t xml:space="preserve">first if the document lacks it.</w:t>
+        <w:t xml:space="preserve">and first add a definition div with that ID if the document lacks one.</w:t>
       </w:r>
       <w:r>
         <w:t xml:space="preserve"> </w:t>

--- a/pr-preview/pr-226/chapters/defining-terms.docx
+++ b/pr-preview/pr-226/chapters/defining-terms.docx
@@ -15,7 +15,7 @@
         <w:pStyle w:val="Date"/>
       </w:pPr>
       <w:r>
-        <w:t xml:space="preserve">Last modified: 2026-10-16 04:07:14 (PDT)</w:t>
+        <w:t xml:space="preserve">Last modified: 2026-10-16 04:17:41 (PDT)</w:t>
       </w:r>
     </w:p>
     <w:p>

--- a/pr-preview/pr-226/chapters/defining-terms.docx
+++ b/pr-preview/pr-226/chapters/defining-terms.docx
@@ -15,7 +15,7 @@
         <w:pStyle w:val="Date"/>
       </w:pPr>
       <w:r>
-        <w:t xml:space="preserve">Last modified: 2026-10-16 04:17:41 (PDT)</w:t>
+        <w:t xml:space="preserve">Last modified: 2026-10-16 04:45:33 (PDT)</w:t>
       </w:r>
     </w:p>
     <w:p>

--- a/pr-preview/pr-226/chapters/defining-terms.docx
+++ b/pr-preview/pr-226/chapters/defining-terms.docx
@@ -15,7 +15,7 @@
         <w:pStyle w:val="Date"/>
       </w:pPr>
       <w:r>
-        <w:t xml:space="preserve">Last modified: 2026-10-16 04:45:33 (PDT)</w:t>
+        <w:t xml:space="preserve">Last modified: 2026-10-16 04:53:15 (PDT)</w:t>
       </w:r>
     </w:p>
     <w:p>

--- a/pr-preview/pr-226/chapters/defining-terms.docx
+++ b/pr-preview/pr-226/chapters/defining-terms.docx
@@ -15,7 +15,7 @@
         <w:pStyle w:val="Date"/>
       </w:pPr>
       <w:r>
-        <w:t xml:space="preserve">Last modified: 2026-10-16 04:53:15 (PDT)</w:t>
+        <w:t xml:space="preserve">Last modified: 2026-10-16 05:00:23 (PDT)</w:t>
       </w:r>
     </w:p>
     <w:p>
@@ -4070,6 +4070,385 @@
       </w:r>
       <w:r>
         <w:t xml:space="preserve">and never leave the target implicit.</w:t>
+      </w:r>
+    </w:p>
+    <w:p>
+      <w:pPr>
+        <w:numPr>
+          <w:ilvl w:val="0"/>
+          <w:numId w:val="1001"/>
+        </w:numPr>
+      </w:pPr>
+      <w:r>
+        <w:rPr>
+          <w:b/>
+          <w:bCs/>
+        </w:rPr>
+        <w:t xml:space="preserve">Qualify</w:t>
+      </w:r>
+      <w:r>
+        <w:rPr>
+          <w:b/>
+          <w:bCs/>
+        </w:rPr>
+        <w:t xml:space="preserve"> </w:t>
+      </w:r>
+      <w:r>
+        <w:rPr>
+          <w:b/>
+          <w:bCs/>
+        </w:rPr>
+        <w:t xml:space="preserve">“mean”</w:t>
+      </w:r>
+      <w:r>
+        <w:rPr>
+          <w:b/>
+          <w:bCs/>
+        </w:rPr>
+        <w:t xml:space="preserve">,</w:t>
+      </w:r>
+      <w:r>
+        <w:rPr>
+          <w:b/>
+          <w:bCs/>
+        </w:rPr>
+        <w:t xml:space="preserve"> </w:t>
+      </w:r>
+      <w:r>
+        <w:rPr>
+          <w:b/>
+          <w:bCs/>
+        </w:rPr>
+        <w:t xml:space="preserve">“average”</w:t>
+      </w:r>
+      <w:r>
+        <w:rPr>
+          <w:b/>
+          <w:bCs/>
+        </w:rPr>
+        <w:t xml:space="preserve"> </w:t>
+      </w:r>
+      <w:r>
+        <w:rPr>
+          <w:b/>
+          <w:bCs/>
+        </w:rPr>
+        <w:t xml:space="preserve">and their shorthands as population or sample:</w:t>
+      </w:r>
+      <w:r>
+        <w:t xml:space="preserve"> </w:t>
+      </w:r>
+      <w:r>
+        <w:t xml:space="preserve">A bare</w:t>
+      </w:r>
+      <w:r>
+        <w:t xml:space="preserve"> </w:t>
+      </w:r>
+      <w:r>
+        <w:t xml:space="preserve">“mean”</w:t>
+      </w:r>
+      <w:r>
+        <w:t xml:space="preserve"> </w:t>
+      </w:r>
+      <w:r>
+        <w:t xml:space="preserve">or</w:t>
+      </w:r>
+      <w:r>
+        <w:t xml:space="preserve"> </w:t>
+      </w:r>
+      <w:r>
+        <w:t xml:space="preserve">“average”</w:t>
+      </w:r>
+      <w:r>
+        <w:t xml:space="preserve"> </w:t>
+      </w:r>
+      <w:r>
+        <w:t xml:space="preserve">does not say whether it is a quantity of the population</w:t>
+      </w:r>
+      <w:r>
+        <w:t xml:space="preserve"> </w:t>
+      </w:r>
+      <w:r>
+        <w:t xml:space="preserve">or a value computed from one sample.</w:t>
+      </w:r>
+      <w:r>
+        <w:t xml:space="preserve"> </w:t>
+      </w:r>
+      <w:r>
+        <w:t xml:space="preserve">Write</w:t>
+      </w:r>
+      <w:r>
+        <w:t xml:space="preserve"> </w:t>
+      </w:r>
+      <w:r>
+        <w:t xml:space="preserve">“population mean”</w:t>
+      </w:r>
+      <w:r>
+        <w:t xml:space="preserve"> </w:t>
+      </w:r>
+      <w:r>
+        <w:t xml:space="preserve">for the expected value of a distribution,</w:t>
+      </w:r>
+      <w:r>
+        <w:t xml:space="preserve"> </w:t>
+      </w:r>
+      <w:r>
+        <w:t xml:space="preserve">and</w:t>
+      </w:r>
+      <w:r>
+        <w:t xml:space="preserve"> </w:t>
+      </w:r>
+      <w:r>
+        <w:t xml:space="preserve">“sample mean”</w:t>
+      </w:r>
+      <w:r>
+        <w:t xml:space="preserve"> </w:t>
+      </w:r>
+      <w:r>
+        <w:t xml:space="preserve">for the average of the observed values;</w:t>
+      </w:r>
+      <w:r>
+        <w:t xml:space="preserve"> </w:t>
+      </w:r>
+      <w:r>
+        <w:t xml:space="preserve">write</w:t>
+      </w:r>
+      <w:r>
+        <w:t xml:space="preserve"> </w:t>
+      </w:r>
+      <w:r>
+        <w:t xml:space="preserve">“population average”</w:t>
+      </w:r>
+      <w:r>
+        <w:t xml:space="preserve"> </w:t>
+      </w:r>
+      <w:r>
+        <w:t xml:space="preserve">and</w:t>
+      </w:r>
+      <w:r>
+        <w:t xml:space="preserve"> </w:t>
+      </w:r>
+      <w:r>
+        <w:t xml:space="preserve">“sample average”</w:t>
+      </w:r>
+      <w:r>
+        <w:t xml:space="preserve"> </w:t>
+      </w:r>
+      <w:r>
+        <w:t xml:space="preserve">in the same way.</w:t>
+      </w:r>
+      <w:r>
+        <w:t xml:space="preserve"> </w:t>
+      </w:r>
+      <w:r>
+        <w:t xml:space="preserve">Prefer</w:t>
+      </w:r>
+      <w:r>
+        <w:t xml:space="preserve"> </w:t>
+      </w:r>
+      <w:r>
+        <w:t xml:space="preserve">“mean”</w:t>
+      </w:r>
+      <w:r>
+        <w:t xml:space="preserve"> </w:t>
+      </w:r>
+      <w:r>
+        <w:t xml:space="preserve">with the qualifier to</w:t>
+      </w:r>
+      <w:r>
+        <w:t xml:space="preserve"> </w:t>
+      </w:r>
+      <w:r>
+        <w:t xml:space="preserve">“average”</w:t>
+      </w:r>
+      <w:r>
+        <w:t xml:space="preserve">.</w:t>
+      </w:r>
+      <w:r>
+        <w:t xml:space="preserve"> </w:t>
+      </w:r>
+      <w:r>
+        <w:t xml:space="preserve">The same holds for shorthands:</w:t>
+      </w:r>
+      <w:r>
+        <w:t xml:space="preserve"> </w:t>
+      </w:r>
+      <w:r>
+        <w:t xml:space="preserve">write pMSE and sMSE, pRMSE and sRMSE, and pMAE and sMAE,</w:t>
+      </w:r>
+      <w:r>
+        <w:t xml:space="preserve"> </w:t>
+      </w:r>
+      <w:r>
+        <w:t xml:space="preserve">with a leading p for the population version and s for the sample version,</w:t>
+      </w:r>
+      <w:r>
+        <w:t xml:space="preserve"> </w:t>
+      </w:r>
+      <w:r>
+        <w:t xml:space="preserve">and never a bare MSE, RMSE or MAE.</w:t>
+      </w:r>
+      <w:r>
+        <w:t xml:space="preserve"> </w:t>
+      </w:r>
+      <w:r>
+        <w:t xml:space="preserve">Spelled out, the same words apply:</w:t>
+      </w:r>
+      <w:r>
+        <w:t xml:space="preserve"> </w:t>
+      </w:r>
+      <w:r>
+        <w:t xml:space="preserve">“population mean squared error”</w:t>
+      </w:r>
+      <w:r>
+        <w:t xml:space="preserve">,</w:t>
+      </w:r>
+      <w:r>
+        <w:t xml:space="preserve"> </w:t>
+      </w:r>
+      <w:r>
+        <w:t xml:space="preserve">“sample root mean squared error”</w:t>
+      </w:r>
+      <w:r>
+        <w:t xml:space="preserve">,</w:t>
+      </w:r>
+      <w:r>
+        <w:t xml:space="preserve"> </w:t>
+      </w:r>
+      <w:r>
+        <w:t xml:space="preserve">“population mean absolute error”</w:t>
+      </w:r>
+      <w:r>
+        <w:t xml:space="preserve">.</w:t>
+      </w:r>
+      <w:r>
+        <w:t xml:space="preserve"> </w:t>
+      </w:r>
+      <w:r>
+        <w:t xml:space="preserve">Define each shorthand once, at first use, as</w:t>
+      </w:r>
+      <w:r>
+        <w:t xml:space="preserve"> </w:t>
+      </w:r>
+      <w:r>
+        <w:t xml:space="preserve">“population mean squared error (pMSE)”</w:t>
+      </w:r>
+      <w:r>
+        <w:t xml:space="preserve">.</w:t>
+      </w:r>
+      <w:r>
+        <w:t xml:space="preserve"> </w:t>
+      </w:r>
+      <w:r>
+        <w:t xml:space="preserve">A term that already says which, such as</w:t>
+      </w:r>
+      <w:r>
+        <w:t xml:space="preserve"> </w:t>
+      </w:r>
+      <w:r>
+        <w:t xml:space="preserve">“mean function”</w:t>
+      </w:r>
+      <w:r>
+        <w:t xml:space="preserve"> </w:t>
+      </w:r>
+      <w:r>
+        <w:t xml:space="preserve">or</w:t>
+      </w:r>
+      <w:r>
+        <w:t xml:space="preserve"> </w:t>
+      </w:r>
+      <w:r>
+        <w:t xml:space="preserve">“running mean”</w:t>
+      </w:r>
+      <w:r>
+        <w:t xml:space="preserve">, needs no extra word,</w:t>
+      </w:r>
+      <w:r>
+        <w:t xml:space="preserve"> </w:t>
+      </w:r>
+      <w:r>
+        <w:t xml:space="preserve">and neither does expected value notation such as</w:t>
+      </w:r>
+      <w:r>
+        <w:t xml:space="preserve"> </w:t>
+      </w:r>
+      <m:oMath>
+        <m:r>
+          <m:rPr>
+            <m:sty m:val="p"/>
+          </m:rPr>
+          <m:t>E</m:t>
+        </m:r>
+        <m:r>
+          <m:t>​</m:t>
+        </m:r>
+        <m:d>
+          <m:dPr>
+            <m:begChr m:val="["/>
+            <m:sepChr m:val=""/>
+            <m:endChr m:val="]"/>
+            <m:grow/>
+          </m:dPr>
+          <m:e>
+            <m:r>
+              <m:t>Y</m:t>
+            </m:r>
+          </m:e>
+        </m:d>
+        <m:r>
+          <m:t>​</m:t>
+        </m:r>
+      </m:oMath>
+      <w:r>
+        <w:t xml:space="preserve">.</w:t>
+      </w:r>
+      <w:r>
+        <w:t xml:space="preserve"> </w:t>
+      </w:r>
+      <w:r>
+        <w:t xml:space="preserve">For example, write</w:t>
+      </w:r>
+      <w:r>
+        <w:t xml:space="preserve"> </w:t>
+      </w:r>
+      <w:r>
+        <w:t xml:space="preserve">“the sample mean of the training outcomes estimates the population mean of the outcome”</w:t>
+      </w:r>
+      <w:r>
+        <w:t xml:space="preserve">,</w:t>
+      </w:r>
+      <w:r>
+        <w:t xml:space="preserve"> </w:t>
+      </w:r>
+      <w:r>
+        <w:t xml:space="preserve">not</w:t>
+      </w:r>
+      <w:r>
+        <w:t xml:space="preserve"> </w:t>
+      </w:r>
+      <w:r>
+        <w:t xml:space="preserve">“the mean estimates the mean”</w:t>
+      </w:r>
+      <w:r>
+        <w:t xml:space="preserve">.</w:t>
+      </w:r>
+      <w:r>
+        <w:t xml:space="preserve"> </w:t>
+      </w:r>
+      <w:r>
+        <w:t xml:space="preserve">Drop the qualifier only when it is completely clear from context,</w:t>
+      </w:r>
+      <w:r>
+        <w:t xml:space="preserve"> </w:t>
+      </w:r>
+      <w:r>
+        <w:t xml:space="preserve">such as inside a definition that has just said which one it concerns.</w:t>
+      </w:r>
+      <w:r>
+        <w:t xml:space="preserve"> </w:t>
+      </w:r>
+      <w:r>
+        <w:t xml:space="preserve">When in doubt, keep it.</w:t>
       </w:r>
     </w:p>
     <w:bookmarkEnd w:id="17"/>
